--- a/docs/word/07_理解度確認テスト・アンケート.docx
+++ b/docs/word/07_理解度確認テスト・アンケート.docx
@@ -575,7 +575,7 @@
           <w:rFonts w:ascii="Yu Gothic" w:hAnsi="Yu Gothic" w:eastAsia="游ゴシック"/>
           <w:b w:val="0"/>
         </w:rPr>
-        <w:t>1. 業界の一般的な動向　2. 顧客のニュースリリースの内容　3. 顧客から口外しないよう頼まれた新工場の計画　4. 自分で考えた研修の一般的なアイデア</w:t>
+        <w:t>1. 業界の一般的な動向　2. 顧客のニュースリリースの内容　3. 顧客から口外しないよう頼まれた支社統合の計画　4. 自分で考えた研修の一般的なアイデア</w:t>
       </w:r>
     </w:p>
     <w:p>

--- a/docs/word/07_理解度確認テスト・アンケート.docx
+++ b/docs/word/07_理解度確認テスト・アンケート.docx
@@ -202,7 +202,7 @@
                 <w:b w:val="0"/>
                 <w:sz w:val="19"/>
               </w:rPr>
-              <w:t>顧客担当者の携帯電話番号が入った文字起こしを、議事録作成のために Word の Copilot に渡してよい？</w:t>
+              <w:t>顧客の社名・担当者名が入った文字起こしを、議事録作成のために個人契約の Copilot に渡してよい？</w:t>
             </w:r>
           </w:p>
         </w:tc>
@@ -218,7 +218,7 @@
                 <w:b w:val="0"/>
                 <w:sz w:val="19"/>
               </w:rPr>
-              <w:t>番号を削除してから</w:t>
+              <w:t>社名・氏名を置き換えてから</w:t>
             </w:r>
           </w:p>
         </w:tc>
@@ -234,7 +234,7 @@
                 <w:b w:val="0"/>
                 <w:sz w:val="19"/>
               </w:rPr>
-              <w:t>目的に不要な個人情報は削除する（C）</w:t>
+              <w:t>本研修の環境では固有名詞を記号に置き換えて使う（B）</w:t>
             </w:r>
           </w:p>
         </w:tc>
@@ -591,7 +591,7 @@
           <w:rFonts w:ascii="Yu Gothic" w:hAnsi="Yu Gothic" w:eastAsia="游ゴシック"/>
           <w:b w:val="0"/>
         </w:rPr>
-        <w:t xml:space="preserve"> 「競合は1名あたり約5万円で提案しているらしい」を「競合は中程度の価格帯で提案」と書き換える技法はどれか。</w:t>
+        <w:t xml:space="preserve"> 「競合は2日間の研修を1名あたり約4万円で提案しているらしい」を「競合は中程度の価格帯で提案」と書き換える技法はどれか。</w:t>
       </w:r>
     </w:p>
     <w:p>

--- a/docs/word/07_理解度確認テスト・アンケート.docx
+++ b/docs/word/07_理解度確認テスト・アンケート.docx
@@ -202,7 +202,7 @@
                 <w:b w:val="0"/>
                 <w:sz w:val="19"/>
               </w:rPr>
-              <w:t>顧客の社名・担当者名が入った文字起こしを、議事録作成のために個人契約の Copilot に渡してよい？</w:t>
+              <w:t>顧客の社名・担当者名が入った文字起こしを、議事録作成のために個人向けプラン（Premium）の Copilot に渡してよい？</w:t>
             </w:r>
           </w:p>
         </w:tc>
@@ -400,7 +400,7 @@
                 <w:b w:val="0"/>
                 <w:sz w:val="19"/>
               </w:rPr>
-              <w:t>個人契約の Copilot（Premium）で、会社の実際の顧客データを扱ってよい？</w:t>
+              <w:t>個人向けプラン（Microsoft 365 Premium）の Copilot で、会社の実際の顧客データを扱ってよい？</w:t>
             </w:r>
           </w:p>
         </w:tc>
